--- a/doc/word/AI_Queue_App_Project_Report.docx
+++ b/doc/word/AI_Queue_App_Project_Report.docx
@@ -6864,6 +6864,753 @@
           <w:sz w:val="18"/>
         </w:rPr>
         <w:t>generate not generate the first if not click that to add doctor suggest requirements only or click ask suggestion to send both doctor and ai suggestions</w:t>
+      </w:r>
+    </w:p>
+    <w:p>
+      <w:r>
+        <w:br w:type="page"/>
+      </w:r>
+    </w:p>
+    <w:p>
+      <w:pPr>
+        <w:pStyle w:val="Heading1"/>
+      </w:pPr>
+      <w:r>
+        <w:t>Latest Queue Workflow Updates</w:t>
+      </w:r>
+    </w:p>
+    <w:p>
+      <w:r>
+        <w:t>The application was updated to improve hospital-style queue operations, role naming, cancellation visibility, token naming, and administrator monitoring.</w:t>
+      </w:r>
+    </w:p>
+    <w:p>
+      <w:pPr>
+        <w:pStyle w:val="Heading2"/>
+      </w:pPr>
+      <w:r>
+        <w:t>Queue Operator Flow</w:t>
+      </w:r>
+    </w:p>
+    <w:p>
+      <w:pPr>
+        <w:pStyle w:val="ListBullet"/>
+      </w:pPr>
+      <w:r>
+        <w:t>New queue tokens are verified automatically when created.</w:t>
+      </w:r>
+    </w:p>
+    <w:p>
+      <w:pPr>
+        <w:pStyle w:val="ListBullet"/>
+      </w:pPr>
+      <w:r>
+        <w:t>Token Desk Staff can mark a verified token as Customer In.</w:t>
+      </w:r>
+    </w:p>
+    <w:p>
+      <w:pPr>
+        <w:pStyle w:val="ListBullet"/>
+      </w:pPr>
+      <w:r>
+        <w:t>Doctor allocation is enabled only after the customer is marked in.</w:t>
+      </w:r>
+    </w:p>
+    <w:p>
+      <w:pPr>
+        <w:pStyle w:val="ListBullet"/>
+      </w:pPr>
+      <w:r>
+        <w:t>Cancelled tokens remain visible to the customer and Token Desk Staff as cancelled.</w:t>
+      </w:r>
+    </w:p>
+    <w:p>
+      <w:pPr>
+        <w:pStyle w:val="Heading2"/>
+      </w:pPr>
+      <w:r>
+        <w:t>User Token Controls</w:t>
+      </w:r>
+    </w:p>
+    <w:p>
+      <w:pPr>
+        <w:pStyle w:val="ListBullet"/>
+      </w:pPr>
+      <w:r>
+        <w:t>Customers can cancel active tokens from the My Tokens page.</w:t>
+      </w:r>
+    </w:p>
+    <w:p>
+      <w:pPr>
+        <w:pStyle w:val="ListBullet"/>
+      </w:pPr>
+      <w:r>
+        <w:t>Token cancellation sends notifications and changes the token status to cancelled.</w:t>
+      </w:r>
+    </w:p>
+    <w:p>
+      <w:pPr>
+        <w:pStyle w:val="ListBullet"/>
+      </w:pPr>
+      <w:r>
+        <w:t>The token table now shows the display name, doctor assignment, status, and action.</w:t>
+      </w:r>
+    </w:p>
+    <w:p>
+      <w:pPr>
+        <w:pStyle w:val="Heading2"/>
+      </w:pPr>
+      <w:r>
+        <w:t>Role Labels</w:t>
+      </w:r>
+    </w:p>
+    <w:tbl>
+      <w:tblPr>
+        <w:tblStyle w:val="TableGrid"/>
+        <w:tblW w:type="auto" w:w="0"/>
+        <w:tblLook w:firstColumn="1" w:firstRow="1" w:lastColumn="0" w:lastRow="0" w:noHBand="0" w:noVBand="1" w:val="04A0"/>
+      </w:tblPr>
+      <w:tblGrid>
+        <w:gridCol w:w="4680"/>
+        <w:gridCol w:w="4680"/>
+      </w:tblGrid>
+      <w:tr>
+        <w:tc>
+          <w:tcPr>
+            <w:tcW w:type="dxa" w:w="4680"/>
+          </w:tcPr>
+          <w:p>
+            <w:r>
+              <w:t>System Role</w:t>
+            </w:r>
+          </w:p>
+        </w:tc>
+        <w:tc>
+          <w:tcPr>
+            <w:tcW w:type="dxa" w:w="4680"/>
+          </w:tcPr>
+          <w:p>
+            <w:r>
+              <w:t>Displayed Name</w:t>
+            </w:r>
+          </w:p>
+        </w:tc>
+      </w:tr>
+      <w:tr>
+        <w:tc>
+          <w:tcPr>
+            <w:tcW w:type="dxa" w:w="4680"/>
+          </w:tcPr>
+          <w:p>
+            <w:r>
+              <w:t>industry_admin</w:t>
+            </w:r>
+          </w:p>
+        </w:tc>
+        <w:tc>
+          <w:tcPr>
+            <w:tcW w:type="dxa" w:w="4680"/>
+          </w:tcPr>
+          <w:p>
+            <w:r>
+              <w:t>Manager</w:t>
+            </w:r>
+          </w:p>
+        </w:tc>
+      </w:tr>
+      <w:tr>
+        <w:tc>
+          <w:tcPr>
+            <w:tcW w:type="dxa" w:w="4680"/>
+          </w:tcPr>
+          <w:p>
+            <w:r>
+              <w:t>queue_operator</w:t>
+            </w:r>
+          </w:p>
+        </w:tc>
+        <w:tc>
+          <w:tcPr>
+            <w:tcW w:type="dxa" w:w="4680"/>
+          </w:tcPr>
+          <w:p>
+            <w:r>
+              <w:t>Token Desk Staff</w:t>
+            </w:r>
+          </w:p>
+        </w:tc>
+      </w:tr>
+      <w:tr>
+        <w:tc>
+          <w:tcPr>
+            <w:tcW w:type="dxa" w:w="4680"/>
+          </w:tcPr>
+          <w:p>
+            <w:r>
+              <w:t>service_provider</w:t>
+            </w:r>
+          </w:p>
+        </w:tc>
+        <w:tc>
+          <w:tcPr>
+            <w:tcW w:type="dxa" w:w="4680"/>
+          </w:tcPr>
+          <w:p>
+            <w:r>
+              <w:t>Doctor</w:t>
+            </w:r>
+          </w:p>
+        </w:tc>
+      </w:tr>
+    </w:tbl>
+    <w:p>
+      <w:pPr>
+        <w:pStyle w:val="Heading2"/>
+      </w:pPr>
+      <w:r>
+        <w:t>Industry Settings</w:t>
+      </w:r>
+    </w:p>
+    <w:p>
+      <w:pPr>
+        <w:pStyle w:val="ListBullet"/>
+      </w:pPr>
+      <w:r>
+        <w:t>Managers can change token name settings for one branch or all branches.</w:t>
+      </w:r>
+    </w:p>
+    <w:p>
+      <w:pPr>
+        <w:pStyle w:val="ListBullet"/>
+      </w:pPr>
+      <w:r>
+        <w:t>Default name mode uses the signed-in user name automatically.</w:t>
+      </w:r>
+    </w:p>
+    <w:p>
+      <w:pPr>
+        <w:pStyle w:val="ListBullet"/>
+      </w:pPr>
+      <w:r>
+        <w:t>Customer name mode asks for up to three customer names before token creation.</w:t>
+      </w:r>
+    </w:p>
+    <w:p>
+      <w:pPr>
+        <w:pStyle w:val="Heading2"/>
+      </w:pPr>
+      <w:r>
+        <w:t>Online Presence</w:t>
+      </w:r>
+    </w:p>
+    <w:p>
+      <w:r>
+        <w:t>Main Admin and Manager user management views show green status dots for users active within the last 10 minutes and red status dots for offline users.</w:t>
+      </w:r>
+    </w:p>
+    <w:p>
+      <w:r>
+        <w:br w:type="page"/>
+      </w:r>
+    </w:p>
+    <w:p>
+      <w:pPr>
+        <w:pStyle w:val="Heading1"/>
+      </w:pPr>
+      <w:r>
+        <w:t>Industry Role Label and Settings Update</w:t>
+      </w:r>
+    </w:p>
+    <w:p>
+      <w:r>
+        <w:t>The project now supports industry-specific role titles and profile-based industry settings so the same queue workflow can match hospitals, schools, banks, hotels, offices, and government offices.</w:t>
+      </w:r>
+    </w:p>
+    <w:p>
+      <w:pPr>
+        <w:pStyle w:val="Heading2"/>
+      </w:pPr>
+      <w:r>
+        <w:t>Industry Role Mapping</w:t>
+      </w:r>
+    </w:p>
+    <w:tbl>
+      <w:tblPr>
+        <w:tblStyle w:val="TableGrid"/>
+        <w:tblW w:type="auto" w:w="0"/>
+        <w:tblLook w:firstColumn="1" w:firstRow="1" w:lastColumn="0" w:lastRow="0" w:noHBand="0" w:noVBand="1" w:val="04A0"/>
+      </w:tblPr>
+      <w:tblGrid>
+        <w:gridCol w:w="2340"/>
+        <w:gridCol w:w="2340"/>
+        <w:gridCol w:w="2340"/>
+        <w:gridCol w:w="2340"/>
+      </w:tblGrid>
+      <w:tr>
+        <w:tc>
+          <w:tcPr>
+            <w:tcW w:type="dxa" w:w="2340"/>
+          </w:tcPr>
+          <w:p>
+            <w:r>
+              <w:t>Industry</w:t>
+            </w:r>
+          </w:p>
+        </w:tc>
+        <w:tc>
+          <w:tcPr>
+            <w:tcW w:type="dxa" w:w="2340"/>
+          </w:tcPr>
+          <w:p>
+            <w:r>
+              <w:t>Admin role choices</w:t>
+            </w:r>
+          </w:p>
+        </w:tc>
+        <w:tc>
+          <w:tcPr>
+            <w:tcW w:type="dxa" w:w="2340"/>
+          </w:tcPr>
+          <w:p>
+            <w:r>
+              <w:t>Counter role choices</w:t>
+            </w:r>
+          </w:p>
+        </w:tc>
+        <w:tc>
+          <w:tcPr>
+            <w:tcW w:type="dxa" w:w="2340"/>
+          </w:tcPr>
+          <w:p>
+            <w:r>
+              <w:t>Service role choices</w:t>
+            </w:r>
+          </w:p>
+        </w:tc>
+      </w:tr>
+      <w:tr>
+        <w:tc>
+          <w:tcPr>
+            <w:tcW w:type="dxa" w:w="2340"/>
+          </w:tcPr>
+          <w:p>
+            <w:r>
+              <w:t>Hospital</w:t>
+            </w:r>
+          </w:p>
+        </w:tc>
+        <w:tc>
+          <w:tcPr>
+            <w:tcW w:type="dxa" w:w="2340"/>
+          </w:tcPr>
+          <w:p>
+            <w:r>
+              <w:t>Manager, Hospital Admin, Clinic Manager</w:t>
+            </w:r>
+          </w:p>
+        </w:tc>
+        <w:tc>
+          <w:tcPr>
+            <w:tcW w:type="dxa" w:w="2340"/>
+          </w:tcPr>
+          <w:p>
+            <w:r>
+              <w:t>Token Desk Staff, Front Office Staff</w:t>
+            </w:r>
+          </w:p>
+        </w:tc>
+        <w:tc>
+          <w:tcPr>
+            <w:tcW w:type="dxa" w:w="2340"/>
+          </w:tcPr>
+          <w:p>
+            <w:r>
+              <w:t>Doctor, Nurse, Consultant</w:t>
+            </w:r>
+          </w:p>
+        </w:tc>
+      </w:tr>
+      <w:tr>
+        <w:tc>
+          <w:tcPr>
+            <w:tcW w:type="dxa" w:w="2340"/>
+          </w:tcPr>
+          <w:p>
+            <w:r>
+              <w:t>School / College</w:t>
+            </w:r>
+          </w:p>
+        </w:tc>
+        <w:tc>
+          <w:tcPr>
+            <w:tcW w:type="dxa" w:w="2340"/>
+          </w:tcPr>
+          <w:p>
+            <w:r>
+              <w:t>Principal, School Admin, College Admin</w:t>
+            </w:r>
+          </w:p>
+        </w:tc>
+        <w:tc>
+          <w:tcPr>
+            <w:tcW w:type="dxa" w:w="2340"/>
+          </w:tcPr>
+          <w:p>
+            <w:r>
+              <w:t>Front Office Staff, Admission Desk Staff</w:t>
+            </w:r>
+          </w:p>
+        </w:tc>
+        <w:tc>
+          <w:tcPr>
+            <w:tcW w:type="dxa" w:w="2340"/>
+          </w:tcPr>
+          <w:p>
+            <w:r>
+              <w:t>Teacher, Faculty, Counsellor</w:t>
+            </w:r>
+          </w:p>
+        </w:tc>
+      </w:tr>
+      <w:tr>
+        <w:tc>
+          <w:tcPr>
+            <w:tcW w:type="dxa" w:w="2340"/>
+          </w:tcPr>
+          <w:p>
+            <w:r>
+              <w:t>Bank</w:t>
+            </w:r>
+          </w:p>
+        </w:tc>
+        <w:tc>
+          <w:tcPr>
+            <w:tcW w:type="dxa" w:w="2340"/>
+          </w:tcPr>
+          <w:p>
+            <w:r>
+              <w:t>Branch Manager, Bank Manager</w:t>
+            </w:r>
+          </w:p>
+        </w:tc>
+        <w:tc>
+          <w:tcPr>
+            <w:tcW w:type="dxa" w:w="2340"/>
+          </w:tcPr>
+          <w:p>
+            <w:r>
+              <w:t>Token Counter Staff, Counter Staff</w:t>
+            </w:r>
+          </w:p>
+        </w:tc>
+        <w:tc>
+          <w:tcPr>
+            <w:tcW w:type="dxa" w:w="2340"/>
+          </w:tcPr>
+          <w:p>
+            <w:r>
+              <w:t>Bank Official, Teller, Relationship Officer</w:t>
+            </w:r>
+          </w:p>
+        </w:tc>
+      </w:tr>
+      <w:tr>
+        <w:tc>
+          <w:tcPr>
+            <w:tcW w:type="dxa" w:w="2340"/>
+          </w:tcPr>
+          <w:p>
+            <w:r>
+              <w:t>Hotel</w:t>
+            </w:r>
+          </w:p>
+        </w:tc>
+        <w:tc>
+          <w:tcPr>
+            <w:tcW w:type="dxa" w:w="2340"/>
+          </w:tcPr>
+          <w:p>
+            <w:r>
+              <w:t>Hotel Manager, Property Manager</w:t>
+            </w:r>
+          </w:p>
+        </w:tc>
+        <w:tc>
+          <w:tcPr>
+            <w:tcW w:type="dxa" w:w="2340"/>
+          </w:tcPr>
+          <w:p>
+            <w:r>
+              <w:t>Receptionist, Front Desk Staff</w:t>
+            </w:r>
+          </w:p>
+        </w:tc>
+        <w:tc>
+          <w:tcPr>
+            <w:tcW w:type="dxa" w:w="2340"/>
+          </w:tcPr>
+          <w:p>
+            <w:r>
+              <w:t>Service Staff, Service Manager</w:t>
+            </w:r>
+          </w:p>
+        </w:tc>
+      </w:tr>
+      <w:tr>
+        <w:tc>
+          <w:tcPr>
+            <w:tcW w:type="dxa" w:w="2340"/>
+          </w:tcPr>
+          <w:p>
+            <w:r>
+              <w:t>Office / Company</w:t>
+            </w:r>
+          </w:p>
+        </w:tc>
+        <w:tc>
+          <w:tcPr>
+            <w:tcW w:type="dxa" w:w="2340"/>
+          </w:tcPr>
+          <w:p>
+            <w:r>
+              <w:t>Office Manager, Company Admin</w:t>
+            </w:r>
+          </w:p>
+        </w:tc>
+        <w:tc>
+          <w:tcPr>
+            <w:tcW w:type="dxa" w:w="2340"/>
+          </w:tcPr>
+          <w:p>
+            <w:r>
+              <w:t>Front Desk Executive, Help Desk Staff</w:t>
+            </w:r>
+          </w:p>
+        </w:tc>
+        <w:tc>
+          <w:tcPr>
+            <w:tcW w:type="dxa" w:w="2340"/>
+          </w:tcPr>
+          <w:p>
+            <w:r>
+              <w:t>Executive, Consultant, Advisor</w:t>
+            </w:r>
+          </w:p>
+        </w:tc>
+      </w:tr>
+      <w:tr>
+        <w:tc>
+          <w:tcPr>
+            <w:tcW w:type="dxa" w:w="2340"/>
+          </w:tcPr>
+          <w:p>
+            <w:r>
+              <w:t>Government Office</w:t>
+            </w:r>
+          </w:p>
+        </w:tc>
+        <w:tc>
+          <w:tcPr>
+            <w:tcW w:type="dxa" w:w="2340"/>
+          </w:tcPr>
+          <w:p>
+            <w:r>
+              <w:t>Department Admin, Department Manager</w:t>
+            </w:r>
+          </w:p>
+        </w:tc>
+        <w:tc>
+          <w:tcPr>
+            <w:tcW w:type="dxa" w:w="2340"/>
+          </w:tcPr>
+          <w:p>
+            <w:r>
+              <w:t>Service Counter Staff, Token Counter Staff</w:t>
+            </w:r>
+          </w:p>
+        </w:tc>
+        <w:tc>
+          <w:tcPr>
+            <w:tcW w:type="dxa" w:w="2340"/>
+          </w:tcPr>
+          <w:p>
+            <w:r>
+              <w:t>Officer, Clerk, Service Officer</w:t>
+            </w:r>
+          </w:p>
+        </w:tc>
+      </w:tr>
+    </w:tbl>
+    <w:p>
+      <w:pPr>
+        <w:pStyle w:val="Heading2"/>
+      </w:pPr>
+      <w:r>
+        <w:t>Profile Industry Settings</w:t>
+      </w:r>
+    </w:p>
+    <w:p>
+      <w:pPr>
+        <w:pStyle w:val="ListBullet"/>
+      </w:pPr>
+      <w:r>
+        <w:t>Industry Settings were moved from the dashboard into the Profile page side navigation.</w:t>
+      </w:r>
+    </w:p>
+    <w:p>
+      <w:pPr>
+        <w:pStyle w:val="ListBullet"/>
+      </w:pPr>
+      <w:r>
+        <w:t>Managers select role display names from listboxes instead of typing custom text.</w:t>
+      </w:r>
+    </w:p>
+    <w:p>
+      <w:pPr>
+        <w:pStyle w:val="ListBullet"/>
+      </w:pPr>
+      <w:r>
+        <w:t>Managers can apply settings to all branches or one selected branch.</w:t>
+      </w:r>
+    </w:p>
+    <w:p>
+      <w:pPr>
+        <w:pStyle w:val="ListBullet"/>
+      </w:pPr>
+      <w:r>
+        <w:t>Default name mode uses the signed-in user name automatically.</w:t>
+      </w:r>
+    </w:p>
+    <w:p>
+      <w:pPr>
+        <w:pStyle w:val="ListBullet"/>
+      </w:pPr>
+      <w:r>
+        <w:t>Customer name mode shows text inputs for customer-provided names.</w:t>
+      </w:r>
+    </w:p>
+    <w:p>
+      <w:pPr>
+        <w:pStyle w:val="Heading2"/>
+      </w:pPr>
+      <w:r>
+        <w:t>Project Work and Todo Document</w:t>
+      </w:r>
+    </w:p>
+    <w:p>
+      <w:r>
+        <w:t>A working notes and todo tree file was added at doc/PROJECT_WORKING_TODO.md to track completed work, frontend tasks, backend tasks, documentation tasks, and deployment tasks.</w:t>
+      </w:r>
+    </w:p>
+    <w:p>
+      <w:r>
+        <w:br w:type="page"/>
+      </w:r>
+    </w:p>
+    <w:p>
+      <w:pPr>
+        <w:pStyle w:val="Heading1"/>
+      </w:pPr>
+      <w:r>
+        <w:t>Map, Address, and Travel Update</w:t>
+      </w:r>
+    </w:p>
+    <w:p>
+      <w:r>
+        <w:t>The project now supports branch address lookup, mapped branch selection, and user-side travel controls for reaching the selected branch.</w:t>
+      </w:r>
+    </w:p>
+    <w:p>
+      <w:pPr>
+        <w:pStyle w:val="Heading2"/>
+      </w:pPr>
+      <w:r>
+        <w:t>Manager Branch Address Setup</w:t>
+      </w:r>
+    </w:p>
+    <w:p>
+      <w:pPr>
+        <w:pStyle w:val="ListBullet"/>
+      </w:pPr>
+      <w:r>
+        <w:t>Branch creation includes address, city, state, pincode, latitude, and longitude fields.</w:t>
+      </w:r>
+    </w:p>
+    <w:p>
+      <w:pPr>
+        <w:pStyle w:val="ListBullet"/>
+      </w:pPr>
+      <w:r>
+        <w:t>Managers can search by address or pincode to fill city, state, pincode, and coordinates.</w:t>
+      </w:r>
+    </w:p>
+    <w:p>
+      <w:pPr>
+        <w:pStyle w:val="ListBullet"/>
+      </w:pPr>
+      <w:r>
+        <w:t>Saved branch locations are returned in the catalog for the user map.</w:t>
+      </w:r>
+    </w:p>
+    <w:p>
+      <w:pPr>
+        <w:pStyle w:val="Heading2"/>
+      </w:pPr>
+      <w:r>
+        <w:t>User Map Controls</w:t>
+      </w:r>
+    </w:p>
+    <w:p>
+      <w:pPr>
+        <w:pStyle w:val="ListBullet"/>
+      </w:pPr>
+      <w:r>
+        <w:t>The user page can show branch locations on a map.</w:t>
+      </w:r>
+    </w:p>
+    <w:p>
+      <w:pPr>
+        <w:pStyle w:val="ListBullet"/>
+      </w:pPr>
+      <w:r>
+        <w:t>Selecting a branch from the map moves the token form to that branch.</w:t>
+      </w:r>
+    </w:p>
+    <w:p>
+      <w:pPr>
+        <w:pStyle w:val="ListBullet"/>
+      </w:pPr>
+      <w:r>
+        <w:t>Users can turn the map on or off.</w:t>
+      </w:r>
+    </w:p>
+    <w:p>
+      <w:pPr>
+        <w:pStyle w:val="ListBullet"/>
+      </w:pPr>
+      <w:r>
+        <w:t>Users can use their current location to estimate distance, travel time, and reach time.</w:t>
+      </w:r>
+    </w:p>
+    <w:p>
+      <w:pPr>
+        <w:pStyle w:val="ListBullet"/>
+      </w:pPr>
+      <w:r>
+        <w:t>A Google Maps directions link is available for the selected branch.</w:t>
+      </w:r>
+    </w:p>
+    <w:p>
+      <w:pPr>
+        <w:pStyle w:val="Heading2"/>
+      </w:pPr>
+      <w:r>
+        <w:t>Implementation Note</w:t>
+      </w:r>
+    </w:p>
+    <w:p>
+      <w:r>
+        <w:t>The app uses free OpenStreetMap/Nominatim address lookup and OpenStreetMap embed display, with Google Maps opened as an external directions link.</w:t>
       </w:r>
     </w:p>
     <w:sectPr>
